--- a/packages/document-engine/templates/fire/1.6_fire_decision_technician.docx
+++ b/packages/document-engine/templates/fire/1.6_fire_decision_technician.docx
@@ -279,7 +279,7 @@
           <w:szCs w:val="20"/>
           <w:lang w:val="ro-RO"/>
         </w:rPr>
-        <w:t>Activitatea cadrului tehnic se desfășoară în limitele stabilite de Legea 307/2006 – Art. 27, ale cărui obligații principale, prevăzute la alin. (1), sunt redate în anexa prezentei decizii, și ale certificatului de cadru tehnic.</w:t>
+        <w:t>Activitatea cadrului tehnic se desfășoară în limitele stabilite de Legea 307/2006 – Art. 27 și de certificatul de cadru tehnic. Obligațiile principale ale cadrului tehnic, prevăzute la Art. 27 alin. (1), sunt redate în anexa prezentei decizii.</w:t>
       </w:r>
     </w:p>
     <w:p>

--- a/packages/document-engine/templates/fire/1.6_fire_decision_technician.docx
+++ b/packages/document-engine/templates/fire/1.6_fire_decision_technician.docx
@@ -215,7 +215,36 @@
           <w:szCs w:val="20"/>
           <w:lang w:val="ro-RO"/>
         </w:rPr>
-        <w:t>{{client.legalName}}, care nu se încadrează în criteriile prevăzute de Legea 307/2006 – Art. 12 alin. (2), încheie, conform Legii 307/2006 – Art. 12 alin. (3), contract de prestări servicii cu {{provider.legalName}}{{#fireSafetyTechnician.authorization}}, persoană juridică autorizată să îndeplinească atribuții de cadru tehnic în condițiile Legii 307/2006 – Art. 12², prin autorizația {{fireSafetyTechnician.authorization}}{{/fireSafetyTechnician.authorization}}, pentru îndeplinirea atribuțiilor de cadru tehnic cu atribuții în domeniul apărării împotriva incendiilor.</w:t>
+        <w:t>{{client.legalName}}, care nu se încadrează în criteriile prevăzute de Legea 307/2006 – Art. 12 alin. (2), încheie, conform Legii 307/2006 – Art. 12 alin. (3), contract de prestări servicii cu {{provider.legalName}}{{#fireSafetyTechnician.authorization}}, persoană juridică autorizată să îndeplinească atribuții de cadru tehnic în condițiile Legii 307/2006 – Art. 12</w:t>
+      </w:r>
+      <w:r>
+        <w:rPr>
+          <w:rFonts w:eastAsia="Arial" w:cs="Arial" w:ascii="Arial" w:hAnsi="Arial"/>
+          <w:b w:val="false"/>
+          <w:i w:val="false"/>
+          <w:color w:val="auto"/>
+          <w:spacing w:val="0"/>
+          <w:w w:val="100"/>
+          <w:sz w:val="20"/>
+          <w:szCs w:val="20"/>
+          <w:vertAlign w:val="superscript"/>
+          <w:lang w:val="ro-RO"/>
+        </w:rPr>
+        <w:t>2</w:t>
+      </w:r>
+      <w:r>
+        <w:rPr>
+          <w:rFonts w:eastAsia="Arial" w:cs="Arial" w:ascii="Arial" w:hAnsi="Arial"/>
+          <w:b w:val="false"/>
+          <w:i w:val="false"/>
+          <w:color w:val="auto"/>
+          <w:spacing w:val="0"/>
+          <w:w w:val="100"/>
+          <w:sz w:val="20"/>
+          <w:szCs w:val="20"/>
+          <w:lang w:val="ro-RO"/>
+        </w:rPr>
+        <w:t>, prin autorizația {{fireSafetyTechnician.authorization}}{{/fireSafetyTechnician.authorization}}, pentru îndeplinirea atribuțiilor de cadru tehnic cu atribuții în domeniul apărării împotriva incendiilor.</w:t>
       </w:r>
     </w:p>
     <w:p>
@@ -386,7 +415,7 @@
         <w:pStyle w:val="Normal"/>
         <w:keepNext w:val="false"/>
         <w:widowControl/>
-        <w:spacing w:before="0" w:after="480"/>
+        <w:spacing w:before="0" w:after="120"/>
         <w:ind w:hanging="0" w:left="0" w:right="0"/>
         <w:jc w:val="center"/>
         <w:rPr>
@@ -2267,7 +2296,7 @@
           <w:ilvl w:val="0"/>
           <w:numId w:val="0"/>
         </w:numPr>
-        <w:spacing w:before="0" w:after="480"/>
+        <w:spacing w:before="0" w:after="120"/>
         <w:ind w:hanging="0" w:left="0" w:right="0"/>
         <w:jc w:val="center"/>
         <w:rPr>

--- a/packages/document-engine/templates/fire/1.6_fire_decision_technician.docx
+++ b/packages/document-engine/templates/fire/1.6_fire_decision_technician.docx
@@ -99,7 +99,7 @@
           <w:szCs w:val="20"/>
           <w:lang w:val="ro-RO"/>
         </w:rPr>
-        <w:t>În baza prevederilor Legii 307/2006 – Art. 12 alin. (3), Art. 19 al</w:t>
+        <w:t>În baza prevederilor Legii 307/2006 – art. 12 alin. (3), art. 19 al</w:t>
       </w:r>
       <w:r>
         <w:rPr>
@@ -124,7 +124,7 @@
           <w:szCs w:val="20"/>
           <w:lang w:val="ro-RO"/>
         </w:rPr>
-        <w:t>) lit. a) și Art. 27 și ale OMAI 163/2007 – Art. 17 lit. i), {{client.representativeName}}, în calitate de {{client.representativeRole}} în cadrul {{client.legalName}}, începând cu data de {{issueDate}},</w:t>
+        <w:t>) lit. a) și art. 27 și ale OMAI 163/2007 – art. 17 lit. i), {{client.representativeName}}, în calitate de {{fire.representativeRoleRunOn}} în cadrul {{client.legalName}}, începând cu data de {{issueDate}},</w:t>
       </w:r>
     </w:p>
     <w:p>
@@ -215,7 +215,7 @@
           <w:szCs w:val="20"/>
           <w:lang w:val="ro-RO"/>
         </w:rPr>
-        <w:t>{{client.legalName}}, care nu se încadrează în criteriile prevăzute de Legea 307/2006 – Art. 12 alin. (2), încheie, conform Legii 307/2006 – Art. 12 alin. (3), contract de prestări servicii cu {{provider.legalName}}{{#fireSafetyTechnician.authorization}}, persoană juridică autorizată să îndeplinească atribuții de cadru tehnic în condițiile Legii 307/2006 – Art. 12</w:t>
+        <w:t>{{client.legalName}}, care nu se încadrează în criteriile prevăzute de Legea 307/2006 – art. 12 alin. (2), încheie, conform Legii 307/2006 – art. 12 alin. (3), contract de prestări servicii cu {{provider.legalName}}{{#fireSafetyTechnician.authorization}}, persoană juridică autorizată să îndeplinească atribuții de cadru tehnic în condițiile Legii 307/2006 – art. 12</w:t>
       </w:r>
       <w:r>
         <w:rPr>
@@ -276,7 +276,7 @@
           <w:szCs w:val="20"/>
           <w:lang w:val="ro-RO"/>
         </w:rPr>
-        <w:t>Atribuțiile de cadru tehnic se îndeplinesc, din partea {{provider.legalName}}, de {{fireSafetyTechnician.name}}, cadru tehnic cu atribuții în domeniul apărării împotriva incendiilor, certificat {{fireSafetyTechnician.certificate}}, a cărui copie este anexată contractului de prestări servicii.</w:t>
+        <w:t>Atribuțiile de cadru tehnic se îndeplinesc, din partea {{provider.legalName}}, de {{fireSafetyTechnician.name}}, cadru tehnic cu atribuții în domeniul apărării împotriva incendiilor, titular al certificatului {{fireSafetyTechnician.certificate}}, a cărui copie este anexată contractului de prestări servicii.</w:t>
       </w:r>
     </w:p>
     <w:p>
@@ -308,7 +308,7 @@
           <w:szCs w:val="20"/>
           <w:lang w:val="ro-RO"/>
         </w:rPr>
-        <w:t>Activitatea cadrului tehnic se desfășoară în limitele stabilite de Legea 307/2006 – Art. 27 și de certificatul de cadru tehnic. Obligațiile principale ale cadrului tehnic, prevăzute la Art. 27 alin. (1), sunt redate în anexa prezentei decizii.</w:t>
+        <w:t>Activitatea cadrului tehnic se desfășoară în limitele stabilite de Legea 307/2006 – art. 27 și de certificatul de cadru tehnic. Obligațiile principale ale cadrului tehnic, prevăzute la art. 27 alin. (1), sunt redate în anexa prezentei decizii.</w:t>
       </w:r>
     </w:p>
     <w:p>
@@ -340,7 +340,7 @@
           <w:szCs w:val="20"/>
           <w:lang w:val="ro-RO"/>
         </w:rPr>
-        <w:t>De modul de îndeplinire a prevederilor contractului din partea beneficiarului răspunde {{fire.coordinator.name}}, având funcția de {{fire.coordinator.jobTitle}} în cadrul {{client.legalName}}.</w:t>
+        <w:t>De modul de îndeplinire a prevederilor contractului din partea beneficiarului răspunde {{fire.coordinator.name}}, având funcția de {{fire.coordinator.jobTitleRunOn}} în cadrul {{client.legalName}}.</w:t>
       </w:r>
     </w:p>
     <w:p>
@@ -463,7 +463,7 @@
           <w:szCs w:val="20"/>
           <w:lang w:val="ro-RO"/>
         </w:rPr>
-        <w:t>PROCES VERBAL DE LUARE LA CUNOȘTINȚĂ</w:t>
+        <w:t>PROCES-VERBAL DE LUARE DE CUNOȘTINȚĂ</w:t>
       </w:r>
     </w:p>
     <w:p>
@@ -542,19 +542,19 @@
           <w:szCs w:val="20"/>
           <w:lang w:val="ro-RO"/>
         </w:rPr>
-        <w:t>, nr. {{fire.dec</w:t>
-      </w:r>
-      <w:r>
-        <w:rPr>
-          <w:rFonts w:eastAsia="Arial" w:cs="Arial" w:ascii="Arial" w:hAnsi="Arial"/>
-          <w:color w:val="auto"/>
-          <w:spacing w:val="0"/>
-          <w:w w:val="100"/>
-          <w:sz w:val="20"/>
-          <w:szCs w:val="20"/>
-          <w:lang w:val="ro-RO"/>
-        </w:rPr>
-        <w:t>isionNumbers.technician}} din {{issueDate}}.</w:t>
+        <w:t xml:space="preserve"> nr. {{fire.deci</w:t>
+      </w:r>
+      <w:r>
+        <w:rPr>
+          <w:rFonts w:eastAsia="Arial" w:cs="Arial" w:ascii="Arial" w:hAnsi="Arial"/>
+          <w:color w:val="auto"/>
+          <w:spacing w:val="0"/>
+          <w:w w:val="100"/>
+          <w:sz w:val="20"/>
+          <w:szCs w:val="20"/>
+          <w:lang w:val="ro-RO"/>
+        </w:rPr>
+        <w:t>sionNumbers.technician}} din {{issueDate}}.</w:t>
       </w:r>
     </w:p>
     <w:tbl>
@@ -617,7 +617,7 @@
                 <w:szCs w:val="20"/>
                 <w:lang w:val="ro-RO"/>
               </w:rPr>
-              <w:t>Nr. Crt.</w:t>
+              <w:t>Nr. crt.</w:t>
             </w:r>
           </w:p>
         </w:tc>
@@ -1488,7 +1488,7 @@
           <w:szCs w:val="20"/>
           <w:lang w:val="ro-RO"/>
         </w:rPr>
-        <w:t>(Preluare din Legea 307/2006 – Art. 27 alin. (1)) Cadrele tehnice și persoanele fizice sau juridice autorizate să îndeplinească atribuții de cadru tehnic, din cadrul Consiliului General al Municipiului București, consiliilor locale ale sectoarelor municipiului București, consiliilor județene și locale, instituțiilor și operatorilor economici, au următoarele obligații principale:</w:t>
+        <w:t>(Preluare din Legea 307/2006 – art. 27 alin. (1)) Cadrele tehnice și persoanele fizice sau juridice autorizate să îndeplinească atribuții de cadru tehnic, din cadrul Consiliului General al Municipiului București, consiliilor locale ale sectoarelor municipiului București, consiliilor județene și locale, instituțiilor și operatorilor economici, au următoarele obligații principale:</w:t>
       </w:r>
     </w:p>
     <w:p>
